--- a/livrables/lecons/2026-09-10_lecon-astrologie-karmique_06_noeuds-par-maison-domaine-vie.docx
+++ b/livrables/lecons/2026-09-10_lecon-astrologie-karmique_06_noeuds-par-maison-domaine-vie.docx
@@ -373,7 +373,7 @@
                 <w:sz w:val="22"/>
                 <w:szCs w:val="22"/>
               </w:rPr>
-              <w:t xml:space="preserve">(commun à tous les observateurs) : l'écliptique est le grand cercle décrit par le Soleil en un an — le plan de la révolution terrestre, incliné d'environ 23,44° par rapport à l'équateur céleste. Il croise l'équateur aux deux équinoxes. C'est sur lui que les signes sont mesurés (leçon 02).</w:t>
+              <w:t xml:space="preserve">(commun à tous les observateurs) : l'écliptique est le grand cercle décrit par le Soleil en un an — le plan de la révolution terrestre, incliné d'environ 23,44° par rapport à l'équateur céleste. Il croise l'équateur aux deux équinoxes. C'est sur lui que les signes sont mesurés (leçon 02). ⚠️ Précision de sourçage : le glossaire de l'IMCCE définit bien l'obliquité de l'écliptique — « inclinaison de l'écliptique moyen sur l'équateur moyen à une date donnée » — mais la VALEUR de 23,44° ne figure sur aucune des quatre pages d'astronomie citées ici. C'est une constante astronomique standard (environ 23° 26′ pour l'époque J2000), reprise comme telle et non relevée sur ces pages.</w:t>
             </w:r>
           </w:p>
           <w:p>
@@ -942,7 +942,7 @@
                 <w:sz w:val="22"/>
                 <w:szCs w:val="22"/>
               </w:rPr>
-              <w:t xml:space="preserve">ta maison nodale peut changer selon le système utilisé. Astro.com propose plusieurs systèmes dans « Extended Chart Selection ». Ce parcours n'impose pas de système : l'essentiel est que tu l'aies identifié et que tu le gardes constant. Schulman et Spiller écrivent avec le système Placidus implicite, mais sans le nommer systématiquement — c'est une convention non déclarée du corpus.</w:t>
+              <w:t xml:space="preserve">ta maison nodale peut changer selon le système utilisé. Astro.com propose plusieurs systèmes dans « Extended Chart Selection ». Ce parcours n'impose pas de système : l'essentiel est que tu l'aies identifié et que tu le gardes constant. ⚠️ Une phrase affirmait ici que Schulman et Spiller « écrivent avec le système Placidus implicite ». Elle est retirée : le mot « Placidus » ne figure sur AUCUNE des sept sources de cette leçon, et il s'agissait d'une affirmation sur le contenu implicite de deux ouvrages que cette leçon déclare elle-même n'avoir pas consultés. Quel système ces auteurs emploient reste, à ce stade, inconnu de cette leçon.</w:t>
             </w:r>
           </w:p>
         </w:tc>
@@ -1042,7 +1042,23 @@
           <w:sz w:val="22"/>
           <w:szCs w:val="22"/>
         </w:rPr>
-        <w:t xml:space="preserve">Le Centre for Psychological Astrology (CPA, Londres), dans la tradition de Liz Greene, insiste sur un troisième niveau : l'axe des maisons opposées. Les nœuds étant toujours à 180°, la tension s'exprime toujours entre deux domaines de vie en polarité. Ce n'est pas un domaine isolé qui est activé, c'est une dialectique entre deux secteurs de l'existence.</w:t>
+        <w:t xml:space="preserve">Un troisième niveau de lecture découle directement de la géométrie, sans avoir besoin d'être emprunté à une école : les nœuds étant toujours diamétralement opposés (180°), ils tombent NÉCESSAIREMENT dans deux maisons opposées. La tension s'exprime donc toujours entre deux domaines de vie en polarité — ce n'est jamais un domaine isolé qui est activé, mais une dialectique entre deux secteurs de l'existence.</w:t>
+      </w:r>
+    </w:p>
+    <w:p>
+      <w:pPr>
+        <w:spacing w:after="80"/>
+      </w:pPr>
+      <w:r>
+        <w:rPr>
+          <w:rFonts w:ascii="Times New Roman" w:cs="Times New Roman" w:eastAsia="Times New Roman" w:hAnsi="Times New Roman"/>
+          <w:b/>
+          <w:bCs/>
+          <w:color w:val="1F2937"/>
+          <w:sz w:val="22"/>
+          <w:szCs w:val="22"/>
+        </w:rPr>
+        <w:t xml:space="preserve">⚠️ Cette lecture par axe était initialement attribuée au Centre for Psychological Astrology (CPA, Londres), dans la tradition de Liz Greene. Vérification faite le 10/09/2026, la page citée en ressource ne porte AUCUN contenu doctrinal : elle rend environ 1 740 caractères de barre de navigation, où « maison », « axe » et « nœud » comptent zéro occurrence. L'attribution est donc retirée. Ce qui reste — la polarité des deux maisons — n'a besoin d'aucune autorité : c'est une conséquence de la définition même des nœuds.</w:t>
       </w:r>
     </w:p>
     <w:p>
@@ -2072,7 +2088,7 @@
           <w:sz w:val="22"/>
           <w:szCs w:val="22"/>
         </w:rPr>
-        <w:t xml:space="preserve">Greene, dans la perspective jungienne du CPA, ajoute un troisième niveau de lecture : les planètes en maison 1, 4, 7 ou 10 (les angles) ont une charge symbolique plus forte, et si des planètes occupent les maisons nodale et anti-nodale, elles « colorent » toute la thématique. Cette lecture par planètes de maison dépasse le cadre de la présente leçon mais sera abordée en leçon 11 (aspects aux nœuds).</w:t>
+        <w:t xml:space="preserve">⚠️ Un paragraphe attribuait ici à Liz Greene, « dans la perspective jungienne du CPA », l'idée que les planètes en maisons angulaires (1, 4, 7, 10) portent une charge symbolique renforcée et « colorent » la thématique nodale. Cette attribution est RETIRÉE : la seule source CPA citée par cette leçon est une page de menu (voir plus haut), et aucune source ouverte pendant cette exécution ne permet d'établir ce que Greene écrit sur ce point. La question des planètes en aspect aux nœuds sera reprise en leçon 11 — avec, cette fois, une source réellement lue ou aucune attribution.</w:t>
       </w:r>
     </w:p>
     <w:p>
@@ -2485,7 +2501,7 @@
                       <w:sz w:val="20"/>
                       <w:szCs w:val="20"/>
                     </w:rPr>
-                    <w:t xml:space="preserve">La plupart des auteurs du corpus karmique (Schulman, Spiller) utilisent Placidus implicitement sans le justifier. D'autres traditions (astrologie hellénistique revisitée) préfèrent les maisons entières. Aucun système n'a été démontré supérieur aux autres par une mesure indépendante.</w:t>
+                    <w:t xml:space="preserve">Le système employé par les auteurs du corpus karmique (Schulman, Spiller) n'a pas pu être établi pendant cette exécution — leurs ouvrages n'ont pas été consultés et aucune des sources ouvertes ne le précise. D'autres traditions (astrologie hellénistique revisitée) préfèrent les maisons entières. Aucun système n'a été démontré supérieur aux autres par une mesure indépendante.</w:t>
                   </w:r>
                 </w:p>
               </w:tc>
@@ -2600,7 +2616,7 @@
                       <w:sz w:val="20"/>
                       <w:szCs w:val="20"/>
                     </w:rPr>
-                    <w:t xml:space="preserve">Le calcul de l'Ascendant et du Milieu du Ciel (MC) exige la connaissance de l'heure de naissance précise (à la minute) et de la latitude géographique. Une erreur de 4 minutes sur l'heure déplace l'Ascendant d'environ 1°, et peut changer la maison de certains nœuds dans les systèmes de maisons inégales.</w:t>
+                    <w:t xml:space="preserve">Le calcul de l'Ascendant et du Milieu du Ciel (MC) exige la connaissance de l'heure de naissance précise (à la minute) et de la latitude géographique. Quatre minutes d'erreur sur l'heure font tourner la sphère locale d'environ 1° — la page de l'Observatoire de Paris donne le chiffre qui le produit, 23 h 56 min 4 s pour un tour complet. ⚠️ MAIS L'ASCENDANT NE SE DÉPLACE PAS À CETTE VITESSE : il est l'intersection mobile de l'horizon et de l'écliptique, et sa progression en longitude écliptique varie fortement selon la latitude du lieu et le signe qui se lève — elle peut s'écarter d'un facteur trois ou quatre de cette moyenne. La règle des « 4 minutes pour 1° » est un ordre de grandeur commode, pas une constante. Une petite erreur d'heure peut donc changer la maison de certains nœuds dans les systèmes de maisons inégales, davantage à certaines heures et à certaines latitudes qu'à d'autres.</w:t>
                   </w:r>
                 </w:p>
               </w:tc>
@@ -3244,7 +3260,7 @@
           <w:sz w:val="22"/>
           <w:szCs w:val="22"/>
         </w:rPr>
-        <w:t xml:space="preserve">Observatoire de Paris — Voûte céleste (horizon, zénith, nadir, méridien) : </w:t>
+        <w:t xml:space="preserve">Observatoire de Paris — Voûte céleste (horizon, zénith, méridien — le nadir n'y figure pas ; il est en revanche défini au glossaire de l'IMCCE) : </w:t>
       </w:r>
       <w:hyperlink w:history="1" r:id="rIdp1wth9tuokfxjxoi2zpgv">
         <w:r>
@@ -3454,7 +3470,7 @@
           <w:sz w:val="22"/>
           <w:szCs w:val="22"/>
         </w:rPr>
-        <w:t xml:space="preserve">CPA London : </w:t>
+        <w:t xml:space="preserve">CPA London — page de Liz Greene (biographie ; aucun contenu doctrinal sur les nœuds) : </w:t>
       </w:r>
       <w:hyperlink w:history="1" r:id="rIdho9hijcisqoll4gobsd_o">
         <w:r>
@@ -3621,6 +3637,214 @@
       </w:pPr>
       <w:r>
         <w:t xml:space="preserve"/>
+      </w:r>
+    </w:p>
+    <w:p>
+      <w:pPr>
+        <w:spacing w:after="80"/>
+      </w:pPr>
+      <w:r>
+        <w:rPr>
+          <w:rFonts w:ascii="Times New Roman" w:cs="Times New Roman" w:eastAsia="Times New Roman" w:hAnsi="Times New Roman"/>
+          <w:b/>
+          <w:bCs/>
+          <w:color w:val="1F2937"/>
+          <w:sz w:val="22"/>
+          <w:szCs w:val="22"/>
+        </w:rPr>
+        <w:t xml:space="preserve"/>
+      </w:r>
+    </w:p>
+    <w:p>
+      <w:pPr>
+        <w:spacing w:after="80"/>
+      </w:pPr>
+      <w:r>
+        <w:rPr>
+          <w:rFonts w:ascii="Times New Roman" w:cs="Times New Roman" w:eastAsia="Times New Roman" w:hAnsi="Times New Roman"/>
+          <w:b/>
+          <w:bCs/>
+          <w:color w:val="1F2937"/>
+          <w:sz w:val="22"/>
+          <w:szCs w:val="22"/>
+        </w:rPr>
+        <w:t xml:space="preserve">📝 Journal des corrections — 10 septembre 2026</w:t>
+      </w:r>
+    </w:p>
+    <w:p>
+      <w:pPr>
+        <w:spacing w:after="80"/>
+      </w:pPr>
+      <w:r>
+        <w:rPr>
+          <w:rFonts w:ascii="Times New Roman" w:cs="Times New Roman" w:eastAsia="Times New Roman" w:hAnsi="Times New Roman"/>
+          <w:b/>
+          <w:bCs/>
+          <w:color w:val="1F2937"/>
+          <w:sz w:val="22"/>
+          <w:szCs w:val="22"/>
+        </w:rPr>
+        <w:t xml:space="preserve">Leçon produite le 10/09/2026 à 9h41 par le job automatique, relue le jour même : 7/7 URL retestées, sources d'astronomie rouvertes, références bibliographiques vérifiées. Le socle est solide et il faut le dire : les quatre déclarations « ouvrage non consulté », le §6 sur l'absence de propriété mesurable des maisons, la note sur l'effet Barnum, le tableau à trois registres et l'absence totale d'usage professionnel suggéré font de cette leçon la plus scrupuleuse du parcours sur le statut de ce qu'elle avance. Les DEUX ISBN sont exacts, clés de contrôle comprises : 978-2-88063-000-3 correspond bien à l'édition Hélios d'avril 1985, 0-87728-288-9 à l'édition Samuel Weiser. QUATRE corrections, toutes sur des attributions.</w:t>
+      </w:r>
+    </w:p>
+    <w:p>
+      <w:pPr>
+        <w:spacing w:after="80"/>
+      </w:pPr>
+      <w:r>
+        <w:rPr>
+          <w:rFonts w:ascii="Times New Roman" w:cs="Times New Roman" w:eastAsia="Times New Roman" w:hAnsi="Times New Roman"/>
+          <w:b/>
+          <w:bCs/>
+          <w:color w:val="1F2937"/>
+          <w:sz w:val="22"/>
+          <w:szCs w:val="22"/>
+        </w:rPr>
+        <w:t xml:space="preserve">① Deux thèses attribuées à une page de menu.</w:t>
+      </w:r>
+    </w:p>
+    <w:p>
+      <w:pPr>
+        <w:spacing w:after="80"/>
+      </w:pPr>
+      <w:r>
+        <w:rPr>
+          <w:rFonts w:ascii="Times New Roman" w:cs="Times New Roman" w:eastAsia="Times New Roman" w:hAnsi="Times New Roman"/>
+          <w:b/>
+          <w:bCs/>
+          <w:color w:val="1F2937"/>
+          <w:sz w:val="22"/>
+          <w:szCs w:val="22"/>
+        </w:rPr>
+        <w:t xml:space="preserve">La leçon prêtait au Centre for Psychological Astrology, « dans la tradition de Liz Greene », deux idées : la lecture par axe de maisons opposées, et la charge symbolique renforcée des planètes en maisons angulaires. La page citée, cpalondon.com, rend environ 1 740 caractères de barre de navigation : « maison », « axe » et « nœud » y comptent ZÉRO occurrence, et le seul « Greene » est le nom dans la liste des intervenants. Le statut « 200 » annoncé est exact et ne prouve rien — c'est le faux 200 dans sa forme la plus banale, une page d'accueil qui répond parfaitement sans porter de contenu. La première idée est conservée mais REFONDÉE sur ce qui la justifie réellement : les nœuds étant à 180°, ils tombent nécessairement dans deux maisons opposées — c'est une conséquence de leur définition, elle n'a besoin d'aucune autorité. La seconde est retirée avec sa raison. Le lien de ressource pointe désormais sur la page biographique de Liz Greene, décrite pour ce qu'elle est.</w:t>
+      </w:r>
+    </w:p>
+    <w:p>
+      <w:pPr>
+        <w:spacing w:after="80"/>
+      </w:pPr>
+      <w:r>
+        <w:rPr>
+          <w:rFonts w:ascii="Times New Roman" w:cs="Times New Roman" w:eastAsia="Times New Roman" w:hAnsi="Times New Roman"/>
+          <w:b/>
+          <w:bCs/>
+          <w:color w:val="1F2937"/>
+          <w:sz w:val="22"/>
+          <w:szCs w:val="22"/>
+        </w:rPr>
+        <w:t xml:space="preserve">② Une affirmation sans source, sur des ouvrages déclarés non lus.</w:t>
+      </w:r>
+    </w:p>
+    <w:p>
+      <w:pPr>
+        <w:spacing w:after="80"/>
+      </w:pPr>
+      <w:r>
+        <w:rPr>
+          <w:rFonts w:ascii="Times New Roman" w:cs="Times New Roman" w:eastAsia="Times New Roman" w:hAnsi="Times New Roman"/>
+          <w:b/>
+          <w:bCs/>
+          <w:color w:val="1F2937"/>
+          <w:sz w:val="22"/>
+          <w:szCs w:val="22"/>
+        </w:rPr>
+        <w:t xml:space="preserve">Deux fois, la leçon affirmait que Schulman et Spiller « utilisent Placidus implicitement ». Le mot « Placidus » ne figure sur AUCUNE des sept sources de la leçon — ni sur les quatre pages d'astronomie, ni sur cpalondon.com, ni sur astrologie-autrement.com. C'était une affirmation sur le contenu implicite de deux ouvrages que la leçon déclare elle-même n'avoir pas consultés : doublement invérifiable, et rangée dans la colonne « établi » du tableau de statut. Les deux occurrences sont remplacées par ce qui est vrai : le système employé par ces auteurs n'a pas pu être établi pendant cette exécution.</w:t>
+      </w:r>
+    </w:p>
+    <w:p>
+      <w:pPr>
+        <w:spacing w:after="80"/>
+      </w:pPr>
+      <w:r>
+        <w:rPr>
+          <w:rFonts w:ascii="Times New Roman" w:cs="Times New Roman" w:eastAsia="Times New Roman" w:hAnsi="Times New Roman"/>
+          <w:b/>
+          <w:bCs/>
+          <w:color w:val="1F2937"/>
+          <w:sz w:val="22"/>
+          <w:szCs w:val="22"/>
+        </w:rPr>
+        <w:t xml:space="preserve">③ Une valeur juste, mais absente des pages qui la sourcent.</w:t>
+      </w:r>
+    </w:p>
+    <w:p>
+      <w:pPr>
+        <w:spacing w:after="80"/>
+      </w:pPr>
+      <w:r>
+        <w:rPr>
+          <w:rFonts w:ascii="Times New Roman" w:cs="Times New Roman" w:eastAsia="Times New Roman" w:hAnsi="Times New Roman"/>
+          <w:b/>
+          <w:bCs/>
+          <w:color w:val="1F2937"/>
+          <w:sz w:val="22"/>
+          <w:szCs w:val="22"/>
+        </w:rPr>
+        <w:t xml:space="preserve">L'obliquité de 23,44° était donnée avec pour sources l'IMCCE et l'Observatoire de Paris. La valeur est correcte, mais elle ne figure sur aucune des quatre pages d'astronomie citées : le glossaire de l'IMCCE définit bien la notion — « inclinaison de l'écliptique moyen sur l'équateur moyen à une date donnée » — sans en donner le nombre. Le texte le dit désormais, et présente 23,44° pour ce que c'est : une constante astronomique standard, reprise comme telle. Au passage, le libellé de la ressource Observatoire de Paris annonçait « horizon, zénith, nadir, méridien » : les trois premiers y sont, le nadir non.</w:t>
+      </w:r>
+    </w:p>
+    <w:p>
+      <w:pPr>
+        <w:spacing w:after="80"/>
+      </w:pPr>
+      <w:r>
+        <w:rPr>
+          <w:rFonts w:ascii="Times New Roman" w:cs="Times New Roman" w:eastAsia="Times New Roman" w:hAnsi="Times New Roman"/>
+          <w:b/>
+          <w:bCs/>
+          <w:color w:val="1F2937"/>
+          <w:sz w:val="22"/>
+          <w:szCs w:val="22"/>
+        </w:rPr>
+        <w:t xml:space="preserve">④ Un ordre de grandeur classé comme établi.</w:t>
+      </w:r>
+    </w:p>
+    <w:p>
+      <w:pPr>
+        <w:spacing w:after="80"/>
+      </w:pPr>
+      <w:r>
+        <w:rPr>
+          <w:rFonts w:ascii="Times New Roman" w:cs="Times New Roman" w:eastAsia="Times New Roman" w:hAnsi="Times New Roman"/>
+          <w:b/>
+          <w:bCs/>
+          <w:color w:val="1F2937"/>
+          <w:sz w:val="22"/>
+          <w:szCs w:val="22"/>
+        </w:rPr>
+        <w:t xml:space="preserve">« Une erreur de 4 minutes sur l'heure déplace l'Ascendant d'environ 1° », rangé en « établi (calcul) ». Le chiffre est celui de la rotation de la sphère locale — et la page de l'Observatoire de Paris fournit d'ailleurs les 23 h 56 min 4 s qui le produisent. Mais l'Ascendant est l'intersection mobile de l'horizon et de l'écliptique : sa progression en longitude écliptique dépend de la latitude et du signe qui se lève, et peut s'écarter d'un facteur trois ou quatre de cette moyenne. La formule reste un repère commode ; elle est désormais présentée comme tel, avec la raison.</w:t>
+      </w:r>
+    </w:p>
+    <w:p>
+      <w:pPr>
+        <w:spacing w:after="80"/>
+      </w:pPr>
+      <w:r>
+        <w:rPr>
+          <w:rFonts w:ascii="Times New Roman" w:cs="Times New Roman" w:eastAsia="Times New Roman" w:hAnsi="Times New Roman"/>
+          <w:b/>
+          <w:bCs/>
+          <w:color w:val="1F2937"/>
+          <w:sz w:val="22"/>
+          <w:szCs w:val="22"/>
+        </w:rPr>
+        <w:t xml:space="preserve">Ce que cette relecture apprend au parcours.</w:t>
+      </w:r>
+    </w:p>
+    <w:p>
+      <w:pPr>
+        <w:spacing w:after="80"/>
+      </w:pPr>
+      <w:r>
+        <w:rPr>
+          <w:rFonts w:ascii="Times New Roman" w:cs="Times New Roman" w:eastAsia="Times New Roman" w:hAnsi="Times New Roman"/>
+          <w:b/>
+          <w:bCs/>
+          <w:color w:val="1F2937"/>
+          <w:sz w:val="22"/>
+          <w:szCs w:val="22"/>
+        </w:rPr>
+        <w:t xml:space="preserve">Ce parcours est celui qui déclare le mieux ce qu'il ne sait pas — et c'est précisément là que le défaut se loge. Déclarer quatre fois qu'un ouvrage n'a pas été lu ne dispense pas de ce qu'on lui fait dire ensuite ; annoncer un statut HTTP ne dispense pas de regarder si la page contient quelque chose. La discipline de régime, remarquable partout ailleurs, s'arrête au seuil de l'attribution : nommer un auteur ou une école reste, dans cette leçon, le geste le moins vérifié. C'est aussi le seul qui engage des personnes réelles.</w:t>
       </w:r>
     </w:p>
     <w:sectPr>
